--- a/downloads/teacher/05 Materials/Unit 06/Slides/Slides 06.17 - Serve Eat Clean and Reflect.docx
+++ b/downloads/teacher/05 Materials/Unit 06/Slides/Slides 06.17 - Serve Eat Clean and Reflect.docx
@@ -173,21 +173,6 @@
       </w:pPr>
       <w:r>
         <w:t xml:space="preserve">Today you explain ours. Then we eat the last course properly, at a set table, like it matters.</w:t>
-      </w:r>
-      <w:r>
-        <w:t xml:space="preserve"> </w:t>
-      </w:r>
-      <w:r>
-        <w:t xml:space="preserve">Notes:</w:t>
-      </w:r>
-      <w:r>
-        <w:t xml:space="preserve"> </w:t>
-      </w:r>
-      <w:r>
-        <w:rPr>
-          <w:rStyle w:val="TeacherNote"/>
-        </w:rPr>
-        <w:t xml:space="preserve">[Sal: this is the moment to say the food cost number you had to hit at the hotel. One sentence from a real job beats the slide.]</w:t>
       </w:r>
     </w:p>
     <w:p>
